--- a/Note brute test/Note brute commune Ambatolampy Demo.docx
+++ b/Note brute test/Note brute commune Ambatolampy Demo.docx
@@ -9,13 +9,24 @@
       </w:r>
       <w:proofErr w:type="gramEnd"/>
       <w:r>
-        <w:t xml:space="preserve"> en vrac - retour mission </w:t>
+        <w:t xml:space="preserve"> en vrac - retour mission</w:t>
+      </w:r>
+      <w:r>
+        <w:t xml:space="preserve"> commune</w:t>
+      </w:r>
+      <w:r>
+        <w:t xml:space="preserve"> </w:t>
       </w:r>
       <w:proofErr w:type="spellStart"/>
       <w:r>
         <w:t>ambatolampy</w:t>
       </w:r>
       <w:proofErr w:type="spellEnd"/>
+      <w:r>
+        <w:t xml:space="preserve"> demo</w:t>
+      </w:r>
+      <w:bookmarkStart w:id="0" w:name="_GoBack"/>
+      <w:bookmarkEnd w:id="0"/>
       <w:r>
         <w:t xml:space="preserve"> - </w:t>
       </w:r>
@@ -951,12 +962,7 @@
       </w:r>
       <w:proofErr w:type="spellStart"/>
       <w:r>
-        <w:t>car</w:t>
-      </w:r>
-      <w:bookmarkStart w:id="0" w:name="_GoBack"/>
-      <w:bookmarkEnd w:id="0"/>
-      <w:r>
-        <w:t>riere</w:t>
+        <w:t>carriere</w:t>
       </w:r>
       <w:proofErr w:type="spellEnd"/>
       <w:r>
